--- a/resume.docx
+++ b/resume.docx
@@ -2344,6 +2344,18 @@
       </w:pPr>
       <w:r>
         <w:t xml:space="preserve">Primarily coded in Python</w:t>
+      </w:r>
+    </w:p>
+    <w:p>
+      <w:pPr>
+        <w:numPr>
+          <w:ilvl w:val="0"/>
+          <w:numId w:val="1011"/>
+        </w:numPr>
+        <w:pStyle w:val="Compact"/>
+      </w:pPr>
+      <w:r>
+        <w:t xml:space="preserve">Deployed changes to Kubernetes</w:t>
       </w:r>
     </w:p>
     <w:p>
@@ -5232,7 +5244,7 @@
         <w:pStyle w:val="BodyText"/>
       </w:pPr>
       <w:r>
-        <w:t xml:space="preserve">Feb 1 2026</w:t>
+        <w:t xml:space="preserve">Feb 23 2026</w:t>
       </w:r>
     </w:p>
     <w:bookmarkEnd w:id="35"/>

--- a/resume.docx
+++ b/resume.docx
@@ -10,7 +10,7 @@
         <w:t xml:space="preserve">Résumé</w:t>
       </w:r>
     </w:p>
-    <w:bookmarkStart w:id="36" w:name="jeffrey-d.-carlson"/>
+    <w:bookmarkStart w:id="37" w:name="jeffrey-d.-carlson"/>
     <w:p>
       <w:pPr>
         <w:pStyle w:val="Heading1"/>
@@ -152,6 +152,18 @@
         <w:pStyle w:val="Compact"/>
       </w:pPr>
       <w:r>
+        <w:t xml:space="preserve">IBM AIX</w:t>
+      </w:r>
+    </w:p>
+    <w:p>
+      <w:pPr>
+        <w:numPr>
+          <w:ilvl w:val="0"/>
+          <w:numId w:val="1001"/>
+        </w:numPr>
+        <w:pStyle w:val="Compact"/>
+      </w:pPr>
+      <w:r>
         <w:t xml:space="preserve">FreeBSD</w:t>
       </w:r>
     </w:p>
@@ -924,7 +936,7 @@
         <w:t xml:space="preserve"> </w:t>
       </w:r>
       <w:r>
-        <w:t xml:space="preserve">Jinja2</w:t>
+        <w:t xml:space="preserve">Jinja2, ReportLab</w:t>
       </w:r>
     </w:p>
     <w:p>
@@ -936,7 +948,7 @@
         <w:pStyle w:val="Compact"/>
       </w:pPr>
       <w:r>
-        <w:t xml:space="preserve">PHP — MySQL, Smarty, libPDF, GD</w:t>
+        <w:t xml:space="preserve">PHP — MySQL, Smarty, GD</w:t>
       </w:r>
     </w:p>
     <w:p>
@@ -4855,49 +4867,49 @@
         <w:pStyle w:val="FirstParagraph"/>
       </w:pPr>
       <w:r>
-        <w:t xml:space="preserve">Southern California Linux Expo -</w:t>
-      </w:r>
-      <w:r>
-        <w:t xml:space="preserve"> </w:t>
-      </w:r>
-      <w:r>
-        <w:t xml:space="preserve">I</w:t>
-      </w:r>
-      <w:r>
-        <w:t xml:space="preserve"> </w:t>
-      </w:r>
-      <w:r>
-        <w:t xml:space="preserve">volunteered to be the official coordinator of all user groups</w:t>
-      </w:r>
-      <w:r>
-        <w:t xml:space="preserve"> </w:t>
-      </w:r>
-      <w:r>
-        <w:t xml:space="preserve">participating in</w:t>
-      </w:r>
-      <w:r>
-        <w:t xml:space="preserve"> </w:t>
-      </w:r>
-      <w:r>
-        <w:t xml:space="preserve">SCALE.</w:t>
-      </w:r>
-      <w:r>
-        <w:t xml:space="preserve"> </w:t>
-      </w:r>
-      <w:r>
-        <w:t xml:space="preserve">As such, I work closely with most of the user groups around the</w:t>
-      </w:r>
-      <w:r>
-        <w:t xml:space="preserve"> </w:t>
-      </w:r>
-      <w:r>
-        <w:t xml:space="preserve">Southern California area to ensure their participation in SCALE</w:t>
-      </w:r>
-      <w:r>
-        <w:t xml:space="preserve"> </w:t>
-      </w:r>
-      <w:r>
-        <w:t xml:space="preserve">will be a success. For more information about SCALE, see</w:t>
+        <w:t xml:space="preserve">Southern California Linux Expo</w:t>
+      </w:r>
+      <w:r>
+        <w:t xml:space="preserve"> </w:t>
+      </w:r>
+      <w:r>
+        <w:t xml:space="preserve">— I volunteered to be the official coordinator of all user</w:t>
+      </w:r>
+      <w:r>
+        <w:t xml:space="preserve"> </w:t>
+      </w:r>
+      <w:r>
+        <w:t xml:space="preserve">groups participating in SCALE.</w:t>
+      </w:r>
+      <w:r>
+        <w:t xml:space="preserve"> </w:t>
+      </w:r>
+      <w:r>
+        <w:t xml:space="preserve">As such, I work closely with most of the</w:t>
+      </w:r>
+      <w:r>
+        <w:t xml:space="preserve"> </w:t>
+      </w:r>
+      <w:r>
+        <w:t xml:space="preserve">user groups around the Southern California area to ensure their</w:t>
+      </w:r>
+      <w:r>
+        <w:t xml:space="preserve"> </w:t>
+      </w:r>
+      <w:r>
+        <w:t xml:space="preserve">participation in SCALE will be a success. For more information</w:t>
+      </w:r>
+      <w:r>
+        <w:t xml:space="preserve"> </w:t>
+      </w:r>
+      <w:r>
+        <w:t xml:space="preserve">about SCALE,</w:t>
+      </w:r>
+      <w:r>
+        <w:t xml:space="preserve"> </w:t>
+      </w:r>
+      <w:r>
+        <w:t xml:space="preserve">see</w:t>
       </w:r>
       <w:r>
         <w:t xml:space="preserve"> </w:t>
@@ -4925,19 +4937,7 @@
         <w:t xml:space="preserve"> </w:t>
       </w:r>
       <w:r>
-        <w:t xml:space="preserve">-</w:t>
-      </w:r>
-      <w:r>
-        <w:t xml:space="preserve"> </w:t>
-      </w:r>
-      <w:r>
-        <w:t xml:space="preserve">I have been involved with the</w:t>
-      </w:r>
-      <w:r>
-        <w:t xml:space="preserve"> </w:t>
-      </w:r>
-      <w:r>
-        <w:t xml:space="preserve">SFVLUG</w:t>
+        <w:t xml:space="preserve">— I have been involved with the SFVLUG</w:t>
       </w:r>
       <w:r>
         <w:t xml:space="preserve"> </w:t>
@@ -4961,7 +4961,13 @@
         <w:t xml:space="preserve"> </w:t>
       </w:r>
       <w:r>
-        <w:t xml:space="preserve">planning. For more information on SFVLUG, please see</w:t>
+        <w:t xml:space="preserve">planning. For more information on SFVLUG, please</w:t>
+      </w:r>
+      <w:r>
+        <w:t xml:space="preserve"> </w:t>
+      </w:r>
+      <w:r>
+        <w:t xml:space="preserve">see</w:t>
       </w:r>
       <w:r>
         <w:t xml:space="preserve"> </w:t>
@@ -4989,19 +4995,13 @@
         <w:t xml:space="preserve"> </w:t>
       </w:r>
       <w:r>
-        <w:t xml:space="preserve">California -</w:t>
-      </w:r>
-      <w:r>
-        <w:t xml:space="preserve"> </w:t>
-      </w:r>
-      <w:r>
-        <w:t xml:space="preserve">I joined the</w:t>
-      </w:r>
-      <w:r>
-        <w:t xml:space="preserve"> </w:t>
-      </w:r>
-      <w:r>
-        <w:t xml:space="preserve">UUASC</w:t>
+        <w:t xml:space="preserve">California</w:t>
+      </w:r>
+      <w:r>
+        <w:t xml:space="preserve"> </w:t>
+      </w:r>
+      <w:r>
+        <w:t xml:space="preserve">— I joined the UUASC</w:t>
       </w:r>
       <w:r>
         <w:t xml:space="preserve"> </w:t>
@@ -5031,7 +5031,13 @@
         <w:t xml:space="preserve"> </w:t>
       </w:r>
       <w:r>
-        <w:t xml:space="preserve">UUASC, please see</w:t>
+        <w:t xml:space="preserve">UUASC, please</w:t>
+      </w:r>
+      <w:r>
+        <w:t xml:space="preserve"> </w:t>
+      </w:r>
+      <w:r>
+        <w:t xml:space="preserve">see</w:t>
       </w:r>
       <w:r>
         <w:t xml:space="preserve"> </w:t>
@@ -5189,12 +5195,64 @@
       </w:r>
     </w:p>
     <w:bookmarkEnd w:id="32"/>
-    <w:bookmarkStart w:id="35" w:name="websites-social"/>
+    <w:bookmarkStart w:id="33" w:name="languages"/>
     <w:p>
       <w:pPr>
         <w:pStyle w:val="Heading2"/>
       </w:pPr>
       <w:r>
+        <w:t xml:space="preserve">Languages</w:t>
+      </w:r>
+    </w:p>
+    <w:p>
+      <w:pPr>
+        <w:pStyle w:val="FirstParagraph"/>
+      </w:pPr>
+      <w:r>
+        <w:rPr>
+          <w:bCs/>
+          <w:b/>
+        </w:rPr>
+        <w:t xml:space="preserve">English</w:t>
+      </w:r>
+      <w:r>
+        <w:t xml:space="preserve"> </w:t>
+      </w:r>
+      <w:r>
+        <w:t xml:space="preserve">— Native speaker.</w:t>
+      </w:r>
+    </w:p>
+    <w:p>
+      <w:pPr>
+        <w:pStyle w:val="BodyText"/>
+      </w:pPr>
+      <w:r>
+        <w:rPr>
+          <w:bCs/>
+          <w:b/>
+        </w:rPr>
+        <w:t xml:space="preserve">Spanish</w:t>
+      </w:r>
+      <w:r>
+        <w:t xml:space="preserve"> </w:t>
+      </w:r>
+      <w:r>
+        <w:t xml:space="preserve">— I'm an advanced speaker, but not</w:t>
+      </w:r>
+      <w:r>
+        <w:t xml:space="preserve"> </w:t>
+      </w:r>
+      <w:r>
+        <w:t xml:space="preserve">quite 100% fluent.</w:t>
+      </w:r>
+    </w:p>
+    <w:bookmarkEnd w:id="33"/>
+    <w:bookmarkStart w:id="36" w:name="websites-social"/>
+    <w:p>
+      <w:pPr>
+        <w:pStyle w:val="Heading2"/>
+      </w:pPr>
+      <w:r>
         <w:t xml:space="preserve">Websites / Social</w:t>
       </w:r>
     </w:p>
@@ -5202,7 +5260,7 @@
       <w:pPr>
         <w:pStyle w:val="FirstParagraph"/>
       </w:pPr>
-      <w:hyperlink r:id="rId33">
+      <w:hyperlink r:id="rId34">
         <w:r>
           <w:rPr>
             <w:rStyle w:val="Hyperlink"/>
@@ -5215,7 +5273,7 @@
       <w:pPr>
         <w:pStyle w:val="BodyText"/>
       </w:pPr>
-      <w:hyperlink r:id="rId34">
+      <w:hyperlink r:id="rId35">
         <w:r>
           <w:rPr>
             <w:rStyle w:val="Hyperlink"/>
@@ -5244,11 +5302,11 @@
         <w:pStyle w:val="BodyText"/>
       </w:pPr>
       <w:r>
-        <w:t xml:space="preserve">Feb 23 2026</w:t>
-      </w:r>
-    </w:p>
-    <w:bookmarkEnd w:id="35"/>
+        <w:t xml:space="preserve">Mar 9 2026</w:t>
+      </w:r>
+    </w:p>
     <w:bookmarkEnd w:id="36"/>
+    <w:bookmarkEnd w:id="37"/>
     <w:sectPr/>
   </w:body>
 </w:document>

--- a/resume.docx
+++ b/resume.docx
@@ -544,6 +544,18 @@
         <w:pStyle w:val="Compact"/>
       </w:pPr>
       <w:r>
+        <w:t xml:space="preserve">Jenkins</w:t>
+      </w:r>
+    </w:p>
+    <w:p>
+      <w:pPr>
+        <w:numPr>
+          <w:ilvl w:val="0"/>
+          <w:numId w:val="1003"/>
+        </w:numPr>
+        <w:pStyle w:val="Compact"/>
+      </w:pPr>
+      <w:r>
         <w:t xml:space="preserve">Ansible Tower / AWX</w:t>
       </w:r>
     </w:p>
@@ -605,6 +617,18 @@
       </w:pPr>
       <w:r>
         <w:t xml:space="preserve">Prometheus and node-exporter</w:t>
+      </w:r>
+    </w:p>
+    <w:p>
+      <w:pPr>
+        <w:numPr>
+          <w:ilvl w:val="0"/>
+          <w:numId w:val="1003"/>
+        </w:numPr>
+        <w:pStyle w:val="Compact"/>
+      </w:pPr>
+      <w:r>
+        <w:t xml:space="preserve">Uptime Kuma</w:t>
       </w:r>
     </w:p>
     <w:bookmarkEnd w:id="23"/>
@@ -644,7 +668,19 @@
         <w:t xml:space="preserve"> </w:t>
       </w:r>
       <w:r>
+        <w:t xml:space="preserve">Kubernetes</w:t>
+      </w:r>
+      <w:r>
+        <w:t xml:space="preserve"> </w:t>
+      </w:r>
+      <w:r>
         <w:t xml:space="preserve">Docker,</w:t>
+      </w:r>
+      <w:r>
+        <w:t xml:space="preserve"> </w:t>
+      </w:r>
+      <w:r>
+        <w:t xml:space="preserve">Podman</w:t>
       </w:r>
       <w:r>
         <w:t xml:space="preserve"> </w:t>
@@ -5302,7 +5338,7 @@
         <w:pStyle w:val="BodyText"/>
       </w:pPr>
       <w:r>
-        <w:t xml:space="preserve">Mar 9 2026</w:t>
+        <w:t xml:space="preserve">Mar 22 2026</w:t>
       </w:r>
     </w:p>
     <w:bookmarkEnd w:id="36"/>
